--- a/posts/multiplelinreg/index.docx
+++ b/posts/multiplelinreg/index.docx
@@ -52,7 +52,7 @@
         </w:p>
       </w:sdtContent>
     </w:sdt>
-    <w:bookmarkStart w:id="20" w:name="multiple-linear-regression"/>
+    <w:bookmarkStart w:id="9" w:name="multiple-linear-regression"/>
     <w:p>
       <w:pPr>
         <w:pStyle w:val="Heading2"/>
@@ -323,8 +323,8 @@
         </m:r>
         <m:r>
           <m:rPr>
+            <m:scr m:val="double-struck"/>
             <m:sty m:val="p"/>
-            <m:scr m:val="double-struck"/>
           </m:rPr>
           <m:t>R</m:t>
         </m:r>
@@ -359,8 +359,8 @@
           <m:e>
             <m:r>
               <m:rPr>
+                <m:scr m:val="double-struck"/>
                 <m:sty m:val="p"/>
-                <m:scr m:val="double-struck"/>
               </m:rPr>
               <m:t>R</m:t>
             </m:r>
@@ -475,8 +475,8 @@
           <m:e>
             <m:r>
               <m:rPr>
+                <m:scr m:val="script"/>
                 <m:sty m:val="p"/>
-                <m:scr m:val="script"/>
               </m:rPr>
               <m:t>M</m:t>
             </m:r>
@@ -491,28 +491,30 @@
               </m:rPr>
               <m:t>×</m:t>
             </m:r>
-            <m:d>
-              <m:dPr>
-                <m:begChr m:val="("/>
-                <m:sepChr m:val=""/>
-                <m:endChr m:val=")"/>
-                <m:grow/>
-              </m:dPr>
-              <m:e>
-                <m:r>
-                  <m:t>d</m:t>
-                </m:r>
-                <m:r>
-                  <m:rPr>
-                    <m:sty m:val="p"/>
-                  </m:rPr>
-                  <m:t>+</m:t>
-                </m:r>
-                <m:r>
-                  <m:t>1</m:t>
-                </m:r>
-              </m:e>
-            </m:d>
+            <m:r>
+              <m:rPr>
+                <m:sty m:val="p"/>
+              </m:rPr>
+              <m:t>(</m:t>
+            </m:r>
+            <m:r>
+              <m:t>d</m:t>
+            </m:r>
+            <m:r>
+              <m:rPr>
+                <m:sty m:val="p"/>
+              </m:rPr>
+              <m:t>+</m:t>
+            </m:r>
+            <m:r>
+              <m:t>1</m:t>
+            </m:r>
+            <m:r>
+              <m:rPr>
+                <m:sty m:val="p"/>
+              </m:rPr>
+              <m:t>)</m:t>
+            </m:r>
           </m:sub>
         </m:sSub>
       </m:oMath>
@@ -539,8 +541,8 @@
           <m:e>
             <m:r>
               <m:rPr>
+                <m:scr m:val="double-struck"/>
                 <m:sty m:val="p"/>
-                <m:scr m:val="double-struck"/>
               </m:rPr>
               <m:t>R</m:t>
             </m:r>
@@ -618,26 +620,28 @@
           <m:r>
             <m:t>E</m:t>
           </m:r>
-          <m:d>
-            <m:dPr>
-              <m:begChr m:val="("/>
-              <m:sepChr m:val=""/>
-              <m:endChr m:val=")"/>
-              <m:grow/>
-            </m:dPr>
+          <m:r>
+            <m:rPr>
+              <m:sty m:val="p"/>
+            </m:rPr>
+            <m:t>(</m:t>
+          </m:r>
+          <m:acc>
+            <m:accPr>
+              <m:chr m:val="⃗"/>
+            </m:accPr>
             <m:e>
-              <m:acc>
-                <m:accPr>
-                  <m:chr m:val="⃗"/>
-                </m:accPr>
-                <m:e>
-                  <m:r>
-                    <m:t>β</m:t>
-                  </m:r>
-                </m:e>
-              </m:acc>
+              <m:r>
+                <m:t>β</m:t>
+              </m:r>
             </m:e>
-          </m:d>
+          </m:acc>
+          <m:r>
+            <m:rPr>
+              <m:sty m:val="p"/>
+            </m:rPr>
+            <m:t>)</m:t>
+          </m:r>
           <m:r>
             <m:rPr>
               <m:sty m:val="p"/>
@@ -733,35 +737,37 @@
                           </m:acc>
                         </m:sub>
                       </m:sSub>
-                      <m:d>
-                        <m:dPr>
-                          <m:begChr m:val="("/>
-                          <m:sepChr m:val=""/>
-                          <m:endChr m:val=")"/>
-                          <m:grow/>
-                        </m:dPr>
+                      <m:r>
+                        <m:rPr>
+                          <m:sty m:val="p"/>
+                        </m:rPr>
+                        <m:t>(</m:t>
+                      </m:r>
+                      <m:sSub>
                         <m:e>
-                          <m:sSub>
+                          <m:acc>
+                            <m:accPr>
+                              <m:chr m:val="⃗"/>
+                            </m:accPr>
                             <m:e>
-                              <m:acc>
-                                <m:accPr>
-                                  <m:chr m:val="⃗"/>
-                                </m:accPr>
-                                <m:e>
-                                  <m:r>
-                                    <m:t>x</m:t>
-                                  </m:r>
-                                </m:e>
-                              </m:acc>
+                              <m:r>
+                                <m:t>x</m:t>
+                              </m:r>
                             </m:e>
-                            <m:sub>
-                              <m:r>
-                                <m:t>i</m:t>
-                              </m:r>
-                            </m:sub>
-                          </m:sSub>
+                          </m:acc>
                         </m:e>
-                      </m:d>
+                        <m:sub>
+                          <m:r>
+                            <m:t>i</m:t>
+                          </m:r>
+                        </m:sub>
+                      </m:sSub>
+                      <m:r>
+                        <m:rPr>
+                          <m:sty m:val="p"/>
+                        </m:rPr>
+                        <m:t>)</m:t>
+                      </m:r>
                     </m:e>
                   </m:d>
                 </m:e>
@@ -845,8 +851,8 @@
         </m:oMath>
       </m:oMathPara>
     </w:p>
-    <w:bookmarkEnd w:id="20"/>
-    <w:bookmarkStart w:id="21" w:name="ordinary-least-square-method"/>
+    <w:bookmarkEnd w:id="9"/>
+    <w:bookmarkStart w:id="10" w:name="ordinary-least-square-method"/>
     <w:p>
       <w:pPr>
         <w:pStyle w:val="Heading2"/>
@@ -1039,64 +1045,66 @@
               </m:r>
             </m:sup>
             <m:e>
-              <m:sSup>
-                <m:e>
-                  <m:d>
-                    <m:dPr>
-                      <m:begChr m:val="("/>
-                      <m:sepChr m:val=""/>
-                      <m:endChr m:val=")"/>
-                      <m:grow/>
-                    </m:dPr>
-                    <m:e>
-                      <m:sSub>
-                        <m:e>
-                          <m:r>
-                            <m:t>y</m:t>
-                          </m:r>
-                        </m:e>
-                        <m:sub>
-                          <m:r>
-                            <m:t>i</m:t>
-                          </m:r>
-                        </m:sub>
-                      </m:sSub>
-                      <m:r>
-                        <m:rPr>
-                          <m:sty m:val="p"/>
-                        </m:rPr>
-                        <m:t>−</m:t>
-                      </m:r>
-                      <m:sSub>
-                        <m:e>
-                          <m:acc>
-                            <m:accPr>
-                              <m:chr m:val="̂"/>
-                            </m:accPr>
-                            <m:e>
-                              <m:r>
-                                <m:t>y</m:t>
-                              </m:r>
-                            </m:e>
-                          </m:acc>
-                        </m:e>
-                        <m:sub>
-                          <m:r>
-                            <m:t>i</m:t>
-                          </m:r>
-                        </m:sub>
-                      </m:sSub>
-                    </m:e>
-                  </m:d>
-                </m:e>
-                <m:sup>
-                  <m:r>
-                    <m:t>2</m:t>
-                  </m:r>
-                </m:sup>
-              </m:sSup>
+              <m:r>
+                <m:rPr>
+                  <m:sty m:val="p"/>
+                </m:rPr>
+                <m:t>(</m:t>
+              </m:r>
             </m:e>
           </m:nary>
+          <m:sSub>
+            <m:e>
+              <m:r>
+                <m:t>y</m:t>
+              </m:r>
+            </m:e>
+            <m:sub>
+              <m:r>
+                <m:t>i</m:t>
+              </m:r>
+            </m:sub>
+          </m:sSub>
+          <m:r>
+            <m:rPr>
+              <m:sty m:val="p"/>
+            </m:rPr>
+            <m:t>−</m:t>
+          </m:r>
+          <m:sSub>
+            <m:e>
+              <m:acc>
+                <m:accPr>
+                  <m:chr m:val="̂"/>
+                </m:accPr>
+                <m:e>
+                  <m:r>
+                    <m:t>y</m:t>
+                  </m:r>
+                </m:e>
+              </m:acc>
+            </m:e>
+            <m:sub>
+              <m:r>
+                <m:t>i</m:t>
+              </m:r>
+            </m:sub>
+          </m:sSub>
+          <m:sSup>
+            <m:e>
+              <m:r>
+                <m:rPr>
+                  <m:sty m:val="p"/>
+                </m:rPr>
+                <m:t>)</m:t>
+              </m:r>
+            </m:e>
+            <m:sup>
+              <m:r>
+                <m:t>2</m:t>
+              </m:r>
+            </m:sup>
+          </m:sSup>
           <m:r>
             <m:rPr>
               <m:sty m:val="p"/>
@@ -1130,60 +1138,62 @@
               </m:r>
             </m:sup>
             <m:e>
-              <m:sSup>
-                <m:e>
-                  <m:d>
-                    <m:dPr>
-                      <m:begChr m:val="("/>
-                      <m:sepChr m:val=""/>
-                      <m:endChr m:val=")"/>
-                      <m:grow/>
-                    </m:dPr>
-                    <m:e>
-                      <m:sSub>
-                        <m:e>
-                          <m:r>
-                            <m:t>y</m:t>
-                          </m:r>
-                        </m:e>
-                        <m:sub>
-                          <m:r>
-                            <m:t>i</m:t>
-                          </m:r>
-                        </m:sub>
-                      </m:sSub>
-                      <m:r>
-                        <m:rPr>
-                          <m:sty m:val="p"/>
-                        </m:rPr>
-                        <m:t>−</m:t>
-                      </m:r>
-                      <m:sSub>
-                        <m:e>
-                          <m:r>
-                            <m:t>X</m:t>
-                          </m:r>
-                        </m:e>
-                        <m:sub>
-                          <m:r>
-                            <m:t>i</m:t>
-                          </m:r>
-                        </m:sub>
-                      </m:sSub>
-                      <m:r>
-                        <m:t>β</m:t>
-                      </m:r>
-                    </m:e>
-                  </m:d>
-                </m:e>
-                <m:sup>
-                  <m:r>
-                    <m:t>2</m:t>
-                  </m:r>
-                </m:sup>
-              </m:sSup>
+              <m:r>
+                <m:rPr>
+                  <m:sty m:val="p"/>
+                </m:rPr>
+                <m:t>(</m:t>
+              </m:r>
             </m:e>
           </m:nary>
+          <m:sSub>
+            <m:e>
+              <m:r>
+                <m:t>y</m:t>
+              </m:r>
+            </m:e>
+            <m:sub>
+              <m:r>
+                <m:t>i</m:t>
+              </m:r>
+            </m:sub>
+          </m:sSub>
+          <m:r>
+            <m:rPr>
+              <m:sty m:val="p"/>
+            </m:rPr>
+            <m:t>−</m:t>
+          </m:r>
+          <m:sSub>
+            <m:e>
+              <m:r>
+                <m:t>X</m:t>
+              </m:r>
+            </m:e>
+            <m:sub>
+              <m:r>
+                <m:t>i</m:t>
+              </m:r>
+            </m:sub>
+          </m:sSub>
+          <m:r>
+            <m:t>β</m:t>
+          </m:r>
+          <m:sSup>
+            <m:e>
+              <m:r>
+                <m:rPr>
+                  <m:sty m:val="p"/>
+                </m:rPr>
+                <m:t>)</m:t>
+              </m:r>
+            </m:e>
+            <m:sup>
+              <m:r>
+                <m:t>2</m:t>
+              </m:r>
+            </m:sup>
+          </m:sSup>
         </m:oMath>
       </m:oMathPara>
     </w:p>
@@ -1217,65 +1227,69 @@
             </m:rPr>
             <m:t>=</m:t>
           </m:r>
+          <m:r>
+            <m:rPr>
+              <m:sty m:val="p"/>
+            </m:rPr>
+            <m:t>(</m:t>
+          </m:r>
+          <m:r>
+            <m:t>y</m:t>
+          </m:r>
+          <m:r>
+            <m:rPr>
+              <m:sty m:val="p"/>
+            </m:rPr>
+            <m:t>−</m:t>
+          </m:r>
+          <m:r>
+            <m:t>X</m:t>
+          </m:r>
+          <m:r>
+            <m:t>β</m:t>
+          </m:r>
           <m:sSup>
             <m:e>
-              <m:d>
-                <m:dPr>
-                  <m:begChr m:val="("/>
-                  <m:sepChr m:val=""/>
-                  <m:endChr m:val=")"/>
-                  <m:grow/>
-                </m:dPr>
-                <m:e>
-                  <m:r>
-                    <m:t>y</m:t>
-                  </m:r>
-                  <m:r>
-                    <m:rPr>
-                      <m:sty m:val="p"/>
-                    </m:rPr>
-                    <m:t>−</m:t>
-                  </m:r>
-                  <m:r>
-                    <m:t>X</m:t>
-                  </m:r>
-                  <m:r>
-                    <m:t>β</m:t>
-                  </m:r>
-                </m:e>
-              </m:d>
-            </m:e>
-            <m:sup>
-              <m:r>
-                <m:t>T</m:t>
-              </m:r>
-            </m:sup>
-          </m:sSup>
-          <m:d>
-            <m:dPr>
-              <m:begChr m:val="("/>
-              <m:sepChr m:val=""/>
-              <m:endChr m:val=")"/>
-              <m:grow/>
-            </m:dPr>
-            <m:e>
-              <m:r>
-                <m:t>y</m:t>
-              </m:r>
               <m:r>
                 <m:rPr>
                   <m:sty m:val="p"/>
                 </m:rPr>
-                <m:t>−</m:t>
-              </m:r>
-              <m:r>
-                <m:t>X</m:t>
-              </m:r>
-              <m:r>
-                <m:t>β</m:t>
+                <m:t>)</m:t>
               </m:r>
             </m:e>
-          </m:d>
+            <m:sup>
+              <m:r>
+                <m:t>T</m:t>
+              </m:r>
+            </m:sup>
+          </m:sSup>
+          <m:r>
+            <m:rPr>
+              <m:sty m:val="p"/>
+            </m:rPr>
+            <m:t>(</m:t>
+          </m:r>
+          <m:r>
+            <m:t>y</m:t>
+          </m:r>
+          <m:r>
+            <m:rPr>
+              <m:sty m:val="p"/>
+            </m:rPr>
+            <m:t>−</m:t>
+          </m:r>
+          <m:r>
+            <m:t>X</m:t>
+          </m:r>
+          <m:r>
+            <m:t>β</m:t>
+          </m:r>
+          <m:r>
+            <m:rPr>
+              <m:sty m:val="p"/>
+            </m:rPr>
+            <m:t>)</m:t>
+          </m:r>
         </m:oMath>
       </m:oMathPara>
     </w:p>
@@ -1686,33 +1700,35 @@
         <w:t xml:space="preserve"> </w:t>
       </w:r>
       <m:oMath>
+        <m:r>
+          <m:rPr>
+            <m:sty m:val="p"/>
+          </m:rPr>
+          <m:t>(</m:t>
+        </m:r>
         <m:sSup>
           <m:e>
-            <m:d>
-              <m:dPr>
-                <m:begChr m:val="("/>
-                <m:sepChr m:val=""/>
-                <m:endChr m:val=")"/>
-                <m:grow/>
-              </m:dPr>
-              <m:e>
-                <m:sSup>
-                  <m:e>
-                    <m:r>
-                      <m:t>X</m:t>
-                    </m:r>
-                  </m:e>
-                  <m:sup>
-                    <m:r>
-                      <m:t>T</m:t>
-                    </m:r>
-                  </m:sup>
-                </m:sSup>
-                <m:r>
-                  <m:t>X</m:t>
-                </m:r>
-              </m:e>
-            </m:d>
+            <m:r>
+              <m:t>X</m:t>
+            </m:r>
+          </m:e>
+          <m:sup>
+            <m:r>
+              <m:t>T</m:t>
+            </m:r>
+          </m:sup>
+        </m:sSup>
+        <m:r>
+          <m:t>X</m:t>
+        </m:r>
+        <m:sSup>
+          <m:e>
+            <m:r>
+              <m:rPr>
+                <m:sty m:val="p"/>
+              </m:rPr>
+              <m:t>)</m:t>
+            </m:r>
           </m:e>
           <m:sup>
             <m:r>
@@ -1778,33 +1794,35 @@
             </m:rPr>
             <m:t>=</m:t>
           </m:r>
+          <m:r>
+            <m:rPr>
+              <m:sty m:val="p"/>
+            </m:rPr>
+            <m:t>(</m:t>
+          </m:r>
           <m:sSup>
             <m:e>
-              <m:d>
-                <m:dPr>
-                  <m:begChr m:val="("/>
-                  <m:sepChr m:val=""/>
-                  <m:endChr m:val=")"/>
-                  <m:grow/>
-                </m:dPr>
-                <m:e>
-                  <m:sSup>
-                    <m:e>
-                      <m:r>
-                        <m:t>X</m:t>
-                      </m:r>
-                    </m:e>
-                    <m:sup>
-                      <m:r>
-                        <m:t>T</m:t>
-                      </m:r>
-                    </m:sup>
-                  </m:sSup>
-                  <m:r>
-                    <m:t>X</m:t>
-                  </m:r>
-                </m:e>
-              </m:d>
+              <m:r>
+                <m:t>X</m:t>
+              </m:r>
+            </m:e>
+            <m:sup>
+              <m:r>
+                <m:t>T</m:t>
+              </m:r>
+            </m:sup>
+          </m:sSup>
+          <m:r>
+            <m:t>X</m:t>
+          </m:r>
+          <m:sSup>
+            <m:e>
+              <m:r>
+                <m:rPr>
+                  <m:sty m:val="p"/>
+                </m:rPr>
+                <m:t>)</m:t>
+              </m:r>
             </m:e>
             <m:sup>
               <m:r>
@@ -1863,33 +1881,35 @@
           </m:rPr>
           <m:t>=</m:t>
         </m:r>
+        <m:r>
+          <m:rPr>
+            <m:sty m:val="p"/>
+          </m:rPr>
+          <m:t>(</m:t>
+        </m:r>
         <m:sSup>
           <m:e>
-            <m:d>
-              <m:dPr>
-                <m:begChr m:val="("/>
-                <m:sepChr m:val=""/>
-                <m:endChr m:val=")"/>
-                <m:grow/>
-              </m:dPr>
-              <m:e>
-                <m:sSup>
-                  <m:e>
-                    <m:r>
-                      <m:t>X</m:t>
-                    </m:r>
-                  </m:e>
-                  <m:sup>
-                    <m:r>
-                      <m:t>T</m:t>
-                    </m:r>
-                  </m:sup>
-                </m:sSup>
-                <m:r>
-                  <m:t>X</m:t>
-                </m:r>
-              </m:e>
-            </m:d>
+            <m:r>
+              <m:t>X</m:t>
+            </m:r>
+          </m:e>
+          <m:sup>
+            <m:r>
+              <m:t>T</m:t>
+            </m:r>
+          </m:sup>
+        </m:sSup>
+        <m:r>
+          <m:t>X</m:t>
+        </m:r>
+        <m:sSup>
+          <m:e>
+            <m:r>
+              <m:rPr>
+                <m:sty m:val="p"/>
+              </m:rPr>
+              <m:t>)</m:t>
+            </m:r>
           </m:e>
           <m:sup>
             <m:r>
@@ -2038,8 +2058,8 @@
         <w:t xml:space="preserve">.</w:t>
       </w:r>
     </w:p>
-    <w:bookmarkEnd w:id="21"/>
-    <w:bookmarkStart w:id="24" w:name="iterative-method"/>
+    <w:bookmarkEnd w:id="10"/>
+    <w:bookmarkStart w:id="13" w:name="iterative-method"/>
     <w:p>
       <w:pPr>
         <w:pStyle w:val="Heading2"/>
@@ -2048,7 +2068,7 @@
         <w:t xml:space="preserve">Iterative Method</w:t>
       </w:r>
     </w:p>
-    <w:bookmarkStart w:id="22" w:name="gradient-descent"/>
+    <w:bookmarkStart w:id="11" w:name="gradient-descent"/>
     <w:p>
       <w:pPr>
         <w:pStyle w:val="Heading3"/>
@@ -2092,19 +2112,21 @@
         <m:r>
           <m:t>f</m:t>
         </m:r>
-        <m:d>
-          <m:dPr>
-            <m:begChr m:val="("/>
-            <m:sepChr m:val=""/>
-            <m:endChr m:val=")"/>
-            <m:grow/>
-          </m:dPr>
-          <m:e>
-            <m:r>
-              <m:t>β</m:t>
-            </m:r>
-          </m:e>
-        </m:d>
+        <m:r>
+          <m:rPr>
+            <m:sty m:val="p"/>
+          </m:rPr>
+          <m:t>(</m:t>
+        </m:r>
+        <m:r>
+          <m:t>β</m:t>
+        </m:r>
+        <m:r>
+          <m:rPr>
+            <m:sty m:val="p"/>
+          </m:rPr>
+          <m:t>)</m:t>
+        </m:r>
       </m:oMath>
       <w:r>
         <w:t xml:space="preserve"> </w:t>
@@ -2202,37 +2224,39 @@
         <m:r>
           <m:t>f</m:t>
         </m:r>
-        <m:d>
-          <m:dPr>
-            <m:begChr m:val="("/>
-            <m:sepChr m:val=""/>
-            <m:endChr m:val=")"/>
-            <m:grow/>
-          </m:dPr>
+        <m:r>
+          <m:rPr>
+            <m:sty m:val="p"/>
+          </m:rPr>
+          <m:t>(</m:t>
+        </m:r>
+        <m:sSub>
           <m:e>
-            <m:sSub>
-              <m:e>
-                <m:r>
-                  <m:t>β</m:t>
-                </m:r>
-              </m:e>
-              <m:sub>
-                <m:r>
-                  <m:t>k</m:t>
-                </m:r>
-                <m:r>
-                  <m:rPr>
-                    <m:sty m:val="p"/>
-                  </m:rPr>
-                  <m:t>+</m:t>
-                </m:r>
-                <m:r>
-                  <m:t>1</m:t>
-                </m:r>
-              </m:sub>
-            </m:sSub>
+            <m:r>
+              <m:t>β</m:t>
+            </m:r>
           </m:e>
-        </m:d>
+          <m:sub>
+            <m:r>
+              <m:t>k</m:t>
+            </m:r>
+            <m:r>
+              <m:rPr>
+                <m:sty m:val="p"/>
+              </m:rPr>
+              <m:t>+</m:t>
+            </m:r>
+            <m:r>
+              <m:t>1</m:t>
+            </m:r>
+          </m:sub>
+        </m:sSub>
+        <m:r>
+          <m:rPr>
+            <m:sty m:val="p"/>
+          </m:rPr>
+          <m:t>)</m:t>
+        </m:r>
         <m:r>
           <m:rPr>
             <m:sty m:val="p"/>
@@ -2242,28 +2266,30 @@
         <m:r>
           <m:t>f</m:t>
         </m:r>
-        <m:d>
-          <m:dPr>
-            <m:begChr m:val="("/>
-            <m:sepChr m:val=""/>
-            <m:endChr m:val=")"/>
-            <m:grow/>
-          </m:dPr>
+        <m:r>
+          <m:rPr>
+            <m:sty m:val="p"/>
+          </m:rPr>
+          <m:t>(</m:t>
+        </m:r>
+        <m:sSub>
           <m:e>
-            <m:sSub>
-              <m:e>
-                <m:r>
-                  <m:t>β</m:t>
-                </m:r>
-              </m:e>
-              <m:sub>
-                <m:r>
-                  <m:t>k</m:t>
-                </m:r>
-              </m:sub>
-            </m:sSub>
+            <m:r>
+              <m:t>β</m:t>
+            </m:r>
           </m:e>
-        </m:d>
+          <m:sub>
+            <m:r>
+              <m:t>k</m:t>
+            </m:r>
+          </m:sub>
+        </m:sSub>
+        <m:r>
+          <m:rPr>
+            <m:sty m:val="p"/>
+          </m:rPr>
+          <m:t>)</m:t>
+        </m:r>
       </m:oMath>
       <w:r>
         <w:t xml:space="preserve">.</w:t>
@@ -2298,19 +2324,21 @@
         <m:r>
           <m:t>f</m:t>
         </m:r>
-        <m:d>
-          <m:dPr>
-            <m:begChr m:val="("/>
-            <m:sepChr m:val=""/>
-            <m:endChr m:val=")"/>
-            <m:grow/>
-          </m:dPr>
-          <m:e>
-            <m:r>
-              <m:t>β</m:t>
-            </m:r>
-          </m:e>
-        </m:d>
+        <m:r>
+          <m:rPr>
+            <m:sty m:val="p"/>
+          </m:rPr>
+          <m:t>(</m:t>
+        </m:r>
+        <m:r>
+          <m:t>β</m:t>
+        </m:r>
+        <m:r>
+          <m:rPr>
+            <m:sty m:val="p"/>
+          </m:rPr>
+          <m:t>)</m:t>
+        </m:r>
       </m:oMath>
       <w:r>
         <w:t xml:space="preserve"> </w:t>
@@ -2334,37 +2362,39 @@
           <m:r>
             <m:t>f</m:t>
           </m:r>
-          <m:d>
-            <m:dPr>
-              <m:begChr m:val="("/>
-              <m:sepChr m:val=""/>
-              <m:endChr m:val=")"/>
-              <m:grow/>
-            </m:dPr>
+          <m:r>
+            <m:rPr>
+              <m:sty m:val="p"/>
+            </m:rPr>
+            <m:t>(</m:t>
+          </m:r>
+          <m:sSub>
             <m:e>
-              <m:sSub>
-                <m:e>
-                  <m:r>
-                    <m:t>β</m:t>
-                  </m:r>
-                </m:e>
-                <m:sub>
-                  <m:r>
-                    <m:t>k</m:t>
-                  </m:r>
-                  <m:r>
-                    <m:rPr>
-                      <m:sty m:val="p"/>
-                    </m:rPr>
-                    <m:t>+</m:t>
-                  </m:r>
-                  <m:r>
-                    <m:t>1</m:t>
-                  </m:r>
-                </m:sub>
-              </m:sSub>
+              <m:r>
+                <m:t>β</m:t>
+              </m:r>
             </m:e>
-          </m:d>
+            <m:sub>
+              <m:r>
+                <m:t>k</m:t>
+              </m:r>
+              <m:r>
+                <m:rPr>
+                  <m:sty m:val="p"/>
+                </m:rPr>
+                <m:t>+</m:t>
+              </m:r>
+              <m:r>
+                <m:t>1</m:t>
+              </m:r>
+            </m:sub>
+          </m:sSub>
+          <m:r>
+            <m:rPr>
+              <m:sty m:val="p"/>
+            </m:rPr>
+            <m:t>)</m:t>
+          </m:r>
           <m:r>
             <m:rPr>
               <m:sty m:val="p"/>
@@ -2374,49 +2404,54 @@
           <m:r>
             <m:t>f</m:t>
           </m:r>
-          <m:d>
-            <m:dPr>
-              <m:begChr m:val="("/>
-              <m:sepChr m:val=""/>
-              <m:endChr m:val=")"/>
-              <m:grow/>
-            </m:dPr>
+          <m:r>
+            <m:rPr>
+              <m:sty m:val="p"/>
+            </m:rPr>
+            <m:t>(</m:t>
+          </m:r>
+          <m:sSub>
             <m:e>
-              <m:sSub>
-                <m:e>
-                  <m:r>
-                    <m:t>β</m:t>
-                  </m:r>
-                </m:e>
-                <m:sub>
-                  <m:r>
-                    <m:t>k</m:t>
-                  </m:r>
-                </m:sub>
-              </m:sSub>
-              <m:r>
-                <m:rPr>
-                  <m:sty m:val="p"/>
-                </m:rPr>
-                <m:t>+</m:t>
-              </m:r>
-              <m:r>
-                <m:t>Δ</m:t>
-              </m:r>
-              <m:sSub>
-                <m:e>
-                  <m:r>
-                    <m:t>β</m:t>
-                  </m:r>
-                </m:e>
-                <m:sub>
-                  <m:r>
-                    <m:t>k</m:t>
-                  </m:r>
-                </m:sub>
-              </m:sSub>
+              <m:r>
+                <m:t>β</m:t>
+              </m:r>
             </m:e>
-          </m:d>
+            <m:sub>
+              <m:r>
+                <m:t>k</m:t>
+              </m:r>
+            </m:sub>
+          </m:sSub>
+          <m:r>
+            <m:rPr>
+              <m:sty m:val="p"/>
+            </m:rPr>
+            <m:t>+</m:t>
+          </m:r>
+          <m:r>
+            <m:rPr>
+              <m:sty m:val="p"/>
+            </m:rPr>
+            <m:t>Δ</m:t>
+          </m:r>
+          <m:sSub>
+            <m:e>
+              <m:r>
+                <m:t>β</m:t>
+              </m:r>
+            </m:e>
+            <m:sub>
+              <m:r>
+                <m:t>k</m:t>
+              </m:r>
+            </m:sub>
+          </m:sSub>
+          <m:r>
+            <m:rPr>
+              <m:sty m:val="p"/>
+            </m:rPr>
+            <m:t>)</m:t>
+          </m:r>
           <m:r>
             <m:rPr>
               <m:sty m:val="p"/>
@@ -2426,28 +2461,30 @@
           <m:r>
             <m:t>f</m:t>
           </m:r>
-          <m:d>
-            <m:dPr>
-              <m:begChr m:val="("/>
-              <m:sepChr m:val=""/>
-              <m:endChr m:val=")"/>
-              <m:grow/>
-            </m:dPr>
+          <m:r>
+            <m:rPr>
+              <m:sty m:val="p"/>
+            </m:rPr>
+            <m:t>(</m:t>
+          </m:r>
+          <m:sSub>
             <m:e>
-              <m:sSub>
-                <m:e>
-                  <m:r>
-                    <m:t>β</m:t>
-                  </m:r>
-                </m:e>
-                <m:sub>
-                  <m:r>
-                    <m:t>k</m:t>
-                  </m:r>
-                </m:sub>
-              </m:sSub>
+              <m:r>
+                <m:t>β</m:t>
+              </m:r>
             </m:e>
-          </m:d>
+            <m:sub>
+              <m:r>
+                <m:t>k</m:t>
+              </m:r>
+            </m:sub>
+          </m:sSub>
+          <m:r>
+            <m:rPr>
+              <m:sty m:val="p"/>
+            </m:rPr>
+            <m:t>)</m:t>
+          </m:r>
           <m:r>
             <m:rPr>
               <m:sty m:val="p"/>
@@ -2463,30 +2500,32 @@
           <m:r>
             <m:t>f</m:t>
           </m:r>
+          <m:r>
+            <m:rPr>
+              <m:sty m:val="p"/>
+            </m:rPr>
+            <m:t>(</m:t>
+          </m:r>
+          <m:sSub>
+            <m:e>
+              <m:r>
+                <m:t>β</m:t>
+              </m:r>
+            </m:e>
+            <m:sub>
+              <m:r>
+                <m:t>k</m:t>
+              </m:r>
+            </m:sub>
+          </m:sSub>
           <m:sSup>
             <m:e>
-              <m:d>
-                <m:dPr>
-                  <m:begChr m:val="("/>
-                  <m:sepChr m:val=""/>
-                  <m:endChr m:val=")"/>
-                  <m:grow/>
-                </m:dPr>
-                <m:e>
-                  <m:sSub>
-                    <m:e>
-                      <m:r>
-                        <m:t>β</m:t>
-                      </m:r>
-                    </m:e>
-                    <m:sub>
-                      <m:r>
-                        <m:t>k</m:t>
-                      </m:r>
-                    </m:sub>
-                  </m:sSub>
-                </m:e>
-              </m:d>
+              <m:r>
+                <m:rPr>
+                  <m:sty m:val="p"/>
+                </m:rPr>
+                <m:t>)</m:t>
+              </m:r>
             </m:e>
             <m:sup>
               <m:r>
@@ -2495,6 +2534,9 @@
             </m:sup>
           </m:sSup>
           <m:r>
+            <m:rPr>
+              <m:sty m:val="p"/>
+            </m:rPr>
             <m:t>Δ</m:t>
           </m:r>
           <m:sSub>
@@ -2599,28 +2641,30 @@
           <m:r>
             <m:t>f</m:t>
           </m:r>
-          <m:d>
-            <m:dPr>
-              <m:begChr m:val="("/>
-              <m:sepChr m:val=""/>
-              <m:endChr m:val=")"/>
-              <m:grow/>
-            </m:dPr>
+          <m:r>
+            <m:rPr>
+              <m:sty m:val="p"/>
+            </m:rPr>
+            <m:t>(</m:t>
+          </m:r>
+          <m:sSub>
             <m:e>
-              <m:sSub>
-                <m:e>
-                  <m:r>
-                    <m:t>β</m:t>
-                  </m:r>
-                </m:e>
-                <m:sub>
-                  <m:r>
-                    <m:t>k</m:t>
-                  </m:r>
-                </m:sub>
-              </m:sSub>
+              <m:r>
+                <m:t>β</m:t>
+              </m:r>
             </m:e>
-          </m:d>
+            <m:sub>
+              <m:r>
+                <m:t>k</m:t>
+              </m:r>
+            </m:sub>
+          </m:sSub>
+          <m:r>
+            <m:rPr>
+              <m:sty m:val="p"/>
+            </m:rPr>
+            <m:t>)</m:t>
+          </m:r>
         </m:oMath>
       </m:oMathPara>
     </w:p>
@@ -2710,28 +2754,30 @@
         <m:r>
           <m:t>f</m:t>
         </m:r>
-        <m:d>
-          <m:dPr>
-            <m:begChr m:val="("/>
-            <m:sepChr m:val=""/>
-            <m:endChr m:val=")"/>
-            <m:grow/>
-          </m:dPr>
+        <m:r>
+          <m:rPr>
+            <m:sty m:val="p"/>
+          </m:rPr>
+          <m:t>(</m:t>
+        </m:r>
+        <m:sSub>
           <m:e>
-            <m:sSub>
-              <m:e>
-                <m:r>
-                  <m:t>β</m:t>
-                </m:r>
-              </m:e>
-              <m:sub>
-                <m:r>
-                  <m:t>k</m:t>
-                </m:r>
-              </m:sub>
-            </m:sSub>
+            <m:r>
+              <m:t>β</m:t>
+            </m:r>
           </m:e>
-        </m:d>
+          <m:sub>
+            <m:r>
+              <m:t>k</m:t>
+            </m:r>
+          </m:sub>
+        </m:sSub>
+        <m:r>
+          <m:rPr>
+            <m:sty m:val="p"/>
+          </m:rPr>
+          <m:t>)</m:t>
+        </m:r>
       </m:oMath>
       <w:r>
         <w:t xml:space="preserve"> </w:t>
@@ -2840,28 +2886,30 @@
         <m:r>
           <m:t>f</m:t>
         </m:r>
-        <m:d>
-          <m:dPr>
-            <m:begChr m:val="("/>
-            <m:sepChr m:val=""/>
-            <m:endChr m:val=")"/>
-            <m:grow/>
-          </m:dPr>
+        <m:r>
+          <m:rPr>
+            <m:sty m:val="p"/>
+          </m:rPr>
+          <m:t>(</m:t>
+        </m:r>
+        <m:sSub>
           <m:e>
-            <m:sSub>
-              <m:e>
-                <m:r>
-                  <m:t>β</m:t>
-                </m:r>
-              </m:e>
-              <m:sub>
-                <m:r>
-                  <m:t>k</m:t>
-                </m:r>
-              </m:sub>
-            </m:sSub>
+            <m:r>
+              <m:t>β</m:t>
+            </m:r>
           </m:e>
-        </m:d>
+          <m:sub>
+            <m:r>
+              <m:t>k</m:t>
+            </m:r>
+          </m:sub>
+        </m:sSub>
+        <m:r>
+          <m:rPr>
+            <m:sty m:val="p"/>
+          </m:rPr>
+          <m:t>)</m:t>
+        </m:r>
       </m:oMath>
       <w:r>
         <w:t xml:space="preserve"> </w:t>
@@ -2937,28 +2985,30 @@
         <m:r>
           <m:t>f</m:t>
         </m:r>
-        <m:d>
-          <m:dPr>
-            <m:begChr m:val="("/>
-            <m:sepChr m:val=""/>
-            <m:endChr m:val=")"/>
-            <m:grow/>
-          </m:dPr>
+        <m:r>
+          <m:rPr>
+            <m:sty m:val="p"/>
+          </m:rPr>
+          <m:t>(</m:t>
+        </m:r>
+        <m:sSub>
           <m:e>
-            <m:sSub>
-              <m:e>
-                <m:r>
-                  <m:t>β</m:t>
-                </m:r>
-              </m:e>
-              <m:sub>
-                <m:r>
-                  <m:t>k</m:t>
-                </m:r>
-              </m:sub>
-            </m:sSub>
+            <m:r>
+              <m:t>β</m:t>
+            </m:r>
           </m:e>
-        </m:d>
+          <m:sub>
+            <m:r>
+              <m:t>k</m:t>
+            </m:r>
+          </m:sub>
+        </m:sSub>
+        <m:r>
+          <m:rPr>
+            <m:sty m:val="p"/>
+          </m:rPr>
+          <m:t>)</m:t>
+        </m:r>
       </m:oMath>
       <w:r>
         <w:t xml:space="preserve"> </w:t>
@@ -3099,8 +3149,8 @@
         <w:t xml:space="preserve">.</w:t>
       </w:r>
     </w:p>
-    <w:bookmarkEnd w:id="22"/>
-    <w:bookmarkStart w:id="23" w:name="stochastic-gradient-descent-sgd"/>
+    <w:bookmarkEnd w:id="11"/>
+    <w:bookmarkStart w:id="12" w:name="stochastic-gradient-descent-sgd"/>
     <w:p>
       <w:pPr>
         <w:pStyle w:val="Heading3"/>
@@ -3148,19 +3198,21 @@
           <m:r>
             <m:t>f</m:t>
           </m:r>
-          <m:d>
-            <m:dPr>
-              <m:begChr m:val="("/>
-              <m:sepChr m:val=""/>
-              <m:endChr m:val=")"/>
-              <m:grow/>
-            </m:dPr>
-            <m:e>
-              <m:r>
-                <m:t>β</m:t>
-              </m:r>
-            </m:e>
-          </m:d>
+          <m:r>
+            <m:rPr>
+              <m:sty m:val="p"/>
+            </m:rPr>
+            <m:t>(</m:t>
+          </m:r>
+          <m:r>
+            <m:t>β</m:t>
+          </m:r>
+          <m:r>
+            <m:rPr>
+              <m:sty m:val="p"/>
+            </m:rPr>
+            <m:t>)</m:t>
+          </m:r>
           <m:r>
             <m:rPr>
               <m:sty m:val="p"/>
@@ -3223,19 +3275,21 @@
               </m:sSub>
             </m:e>
           </m:nary>
-          <m:d>
-            <m:dPr>
-              <m:begChr m:val="("/>
-              <m:sepChr m:val=""/>
-              <m:endChr m:val=")"/>
-              <m:grow/>
-            </m:dPr>
-            <m:e>
-              <m:r>
-                <m:t>β</m:t>
-              </m:r>
-            </m:e>
-          </m:d>
+          <m:r>
+            <m:rPr>
+              <m:sty m:val="p"/>
+            </m:rPr>
+            <m:t>(</m:t>
+          </m:r>
+          <m:r>
+            <m:t>β</m:t>
+          </m:r>
+          <m:r>
+            <m:rPr>
+              <m:sty m:val="p"/>
+            </m:rPr>
+            <m:t>)</m:t>
+          </m:r>
         </m:oMath>
       </m:oMathPara>
     </w:p>
@@ -3262,19 +3316,21 @@
             </m:r>
           </m:sub>
         </m:sSub>
-        <m:d>
-          <m:dPr>
-            <m:begChr m:val="("/>
-            <m:sepChr m:val=""/>
-            <m:endChr m:val=")"/>
-            <m:grow/>
-          </m:dPr>
-          <m:e>
-            <m:r>
-              <m:t>β</m:t>
-            </m:r>
-          </m:e>
-        </m:d>
+        <m:r>
+          <m:rPr>
+            <m:sty m:val="p"/>
+          </m:rPr>
+          <m:t>(</m:t>
+        </m:r>
+        <m:r>
+          <m:t>β</m:t>
+        </m:r>
+        <m:r>
+          <m:rPr>
+            <m:sty m:val="p"/>
+          </m:rPr>
+          <m:t>)</m:t>
+        </m:r>
       </m:oMath>
       <w:r>
         <w:t xml:space="preserve"> </w:t>
@@ -3326,19 +3382,21 @@
           <m:r>
             <m:t>f</m:t>
           </m:r>
-          <m:d>
-            <m:dPr>
-              <m:begChr m:val="("/>
-              <m:sepChr m:val=""/>
-              <m:endChr m:val=")"/>
-              <m:grow/>
-            </m:dPr>
-            <m:e>
-              <m:r>
-                <m:t>β</m:t>
-              </m:r>
-            </m:e>
-          </m:d>
+          <m:r>
+            <m:rPr>
+              <m:sty m:val="p"/>
+            </m:rPr>
+            <m:t>(</m:t>
+          </m:r>
+          <m:r>
+            <m:t>β</m:t>
+          </m:r>
+          <m:r>
+            <m:rPr>
+              <m:sty m:val="p"/>
+            </m:rPr>
+            <m:t>)</m:t>
+          </m:r>
           <m:r>
             <m:rPr>
               <m:sty m:val="p"/>
@@ -3407,19 +3465,21 @@
               </m:r>
             </m:sub>
           </m:sSub>
-          <m:d>
-            <m:dPr>
-              <m:begChr m:val="("/>
-              <m:sepChr m:val=""/>
-              <m:endChr m:val=")"/>
-              <m:grow/>
-            </m:dPr>
-            <m:e>
-              <m:r>
-                <m:t>β</m:t>
-              </m:r>
-            </m:e>
-          </m:d>
+          <m:r>
+            <m:rPr>
+              <m:sty m:val="p"/>
+            </m:rPr>
+            <m:t>(</m:t>
+          </m:r>
+          <m:r>
+            <m:t>β</m:t>
+          </m:r>
+          <m:r>
+            <m:rPr>
+              <m:sty m:val="p"/>
+            </m:rPr>
+            <m:t>)</m:t>
+          </m:r>
         </m:oMath>
       </m:oMathPara>
     </w:p>
@@ -3497,28 +3557,30 @@
           <m:r>
             <m:t>f</m:t>
           </m:r>
-          <m:d>
-            <m:dPr>
-              <m:begChr m:val="("/>
-              <m:sepChr m:val=""/>
-              <m:endChr m:val=")"/>
-              <m:grow/>
-            </m:dPr>
+          <m:r>
+            <m:rPr>
+              <m:sty m:val="p"/>
+            </m:rPr>
+            <m:t>(</m:t>
+          </m:r>
+          <m:sSub>
             <m:e>
-              <m:sSub>
-                <m:e>
-                  <m:r>
-                    <m:t>β</m:t>
-                  </m:r>
-                </m:e>
-                <m:sub>
-                  <m:r>
-                    <m:t>k</m:t>
-                  </m:r>
-                </m:sub>
-              </m:sSub>
+              <m:r>
+                <m:t>β</m:t>
+              </m:r>
             </m:e>
-          </m:d>
+            <m:sub>
+              <m:r>
+                <m:t>k</m:t>
+              </m:r>
+            </m:sub>
+          </m:sSub>
+          <m:r>
+            <m:rPr>
+              <m:sty m:val="p"/>
+            </m:rPr>
+            <m:t>)</m:t>
+          </m:r>
         </m:oMath>
       </m:oMathPara>
     </w:p>
@@ -3614,28 +3676,30 @@
               </m:sSub>
             </m:sub>
           </m:sSub>
-          <m:d>
-            <m:dPr>
-              <m:begChr m:val="("/>
-              <m:sepChr m:val=""/>
-              <m:endChr m:val=")"/>
-              <m:grow/>
-            </m:dPr>
+          <m:r>
+            <m:rPr>
+              <m:sty m:val="p"/>
+            </m:rPr>
+            <m:t>(</m:t>
+          </m:r>
+          <m:sSub>
             <m:e>
-              <m:sSub>
-                <m:e>
-                  <m:r>
-                    <m:t>β</m:t>
-                  </m:r>
-                </m:e>
-                <m:sub>
-                  <m:r>
-                    <m:t>k</m:t>
-                  </m:r>
-                </m:sub>
-              </m:sSub>
+              <m:r>
+                <m:t>β</m:t>
+              </m:r>
             </m:e>
-          </m:d>
+            <m:sub>
+              <m:r>
+                <m:t>k</m:t>
+              </m:r>
+            </m:sub>
+          </m:sSub>
+          <m:r>
+            <m:rPr>
+              <m:sty m:val="p"/>
+            </m:rPr>
+            <m:t>)</m:t>
+          </m:r>
         </m:oMath>
       </m:oMathPara>
     </w:p>
@@ -3723,28 +3787,30 @@
             </m:sSub>
           </m:sub>
         </m:sSub>
-        <m:d>
-          <m:dPr>
-            <m:begChr m:val="("/>
-            <m:sepChr m:val=""/>
-            <m:endChr m:val=")"/>
-            <m:grow/>
-          </m:dPr>
+        <m:r>
+          <m:rPr>
+            <m:sty m:val="p"/>
+          </m:rPr>
+          <m:t>(</m:t>
+        </m:r>
+        <m:sSub>
           <m:e>
-            <m:sSub>
-              <m:e>
-                <m:r>
-                  <m:t>β</m:t>
-                </m:r>
-              </m:e>
-              <m:sub>
-                <m:r>
-                  <m:t>k</m:t>
-                </m:r>
-              </m:sub>
-            </m:sSub>
+            <m:r>
+              <m:t>β</m:t>
+            </m:r>
           </m:e>
-        </m:d>
+          <m:sub>
+            <m:r>
+              <m:t>k</m:t>
+            </m:r>
+          </m:sub>
+        </m:sSub>
+        <m:r>
+          <m:rPr>
+            <m:sty m:val="p"/>
+          </m:rPr>
+          <m:t>)</m:t>
+        </m:r>
       </m:oMath>
       <w:r>
         <w:t xml:space="preserve"> </w:t>
@@ -3793,9 +3859,9 @@
         <w:t xml:space="preserve">.</w:t>
       </w:r>
     </w:p>
-    <w:bookmarkEnd w:id="23"/>
-    <w:bookmarkEnd w:id="24"/>
-    <w:bookmarkStart w:id="32" w:name="python-execution"/>
+    <w:bookmarkEnd w:id="12"/>
+    <w:bookmarkEnd w:id="13"/>
+    <w:bookmarkStart w:id="21" w:name="python-execution"/>
     <w:p>
       <w:pPr>
         <w:pStyle w:val="Heading2"/>
@@ -3804,7 +3870,7 @@
         <w:t xml:space="preserve">Python Execution</w:t>
       </w:r>
     </w:p>
-    <w:bookmarkStart w:id="25" w:name="synthetic-data"/>
+    <w:bookmarkStart w:id="14" w:name="synthetic-data"/>
     <w:p>
       <w:pPr>
         <w:pStyle w:val="Heading3"/>
@@ -4110,8 +4176,8 @@
         <w:t xml:space="preserve">.</w:t>
       </w:r>
     </w:p>
-    <w:bookmarkEnd w:id="25"/>
-    <w:bookmarkStart w:id="26" w:name="fit-the-data-using-scikit-learn-library"/>
+    <w:bookmarkEnd w:id="14"/>
+    <w:bookmarkStart w:id="15" w:name="fit-the-data-using-scikit-learn-library"/>
     <w:p>
       <w:pPr>
         <w:pStyle w:val="Heading3"/>
@@ -4228,7 +4294,7 @@
         <w:t xml:space="preserve"> </w:t>
       </w:r>
       <w:r>
-        <w:t xml:space="preserve">0.9865 and coefficients</w:t>
+        <w:t xml:space="preserve">0.9748 and coefficients</w:t>
       </w:r>
       <w:r>
         <w:t xml:space="preserve"> </w:t>
@@ -4257,7 +4323,7 @@
         <w:t xml:space="preserve"> </w:t>
       </w:r>
       <w:r>
-        <w:t xml:space="preserve">2.9589, and</w:t>
+        <w:t xml:space="preserve">2.995, and</w:t>
       </w:r>
       <w:r>
         <w:t xml:space="preserve"> </w:t>
@@ -4286,11 +4352,11 @@
         <w:t xml:space="preserve"> </w:t>
       </w:r>
       <w:r>
-        <w:t xml:space="preserve">1.9866</w:t>
+        <w:t xml:space="preserve">1.9706</w:t>
       </w:r>
     </w:p>
-    <w:bookmarkEnd w:id="26"/>
-    <w:bookmarkStart w:id="27" w:name="fit-the-data-using-custom-library-ols"/>
+    <w:bookmarkEnd w:id="15"/>
+    <w:bookmarkStart w:id="16" w:name="fit-the-data-using-custom-library-ols"/>
     <w:p>
       <w:pPr>
         <w:pStyle w:val="Heading3"/>
@@ -5136,7 +5202,7 @@
         <w:t xml:space="preserve"> </w:t>
       </w:r>
       <w:r>
-        <w:t xml:space="preserve">0.9865 and coefficients</w:t>
+        <w:t xml:space="preserve">0.9748 and coefficients</w:t>
       </w:r>
       <w:r>
         <w:t xml:space="preserve"> </w:t>
@@ -5165,7 +5231,7 @@
         <w:t xml:space="preserve"> </w:t>
       </w:r>
       <w:r>
-        <w:t xml:space="preserve">2.9589, and</w:t>
+        <w:t xml:space="preserve">2.995, and</w:t>
       </w:r>
       <w:r>
         <w:t xml:space="preserve"> </w:t>
@@ -5194,11 +5260,11 @@
         <w:t xml:space="preserve"> </w:t>
       </w:r>
       <w:r>
-        <w:t xml:space="preserve">1.9866</w:t>
+        <w:t xml:space="preserve">1.9706</w:t>
       </w:r>
     </w:p>
-    <w:bookmarkEnd w:id="27"/>
-    <w:bookmarkStart w:id="28" w:name="fit-the-data-using-gradient-descent"/>
+    <w:bookmarkEnd w:id="16"/>
+    <w:bookmarkStart w:id="17" w:name="fit-the-data-using-gradient-descent"/>
     <w:p>
       <w:pPr>
         <w:pStyle w:val="Heading3"/>
@@ -6410,7 +6476,7 @@
         <w:t xml:space="preserve"> </w:t>
       </w:r>
       <w:r>
-        <w:t xml:space="preserve">np.float64(0.9859) and coefficients</w:t>
+        <w:t xml:space="preserve">np.float64(0.9745) and coefficients</w:t>
       </w:r>
       <w:r>
         <w:t xml:space="preserve"> </w:t>
@@ -6439,7 +6505,7 @@
         <w:t xml:space="preserve"> </w:t>
       </w:r>
       <w:r>
-        <w:t xml:space="preserve">2.9574, and</w:t>
+        <w:t xml:space="preserve">2.9936, and</w:t>
       </w:r>
       <w:r>
         <w:t xml:space="preserve"> </w:t>
@@ -6468,11 +6534,11 @@
         <w:t xml:space="preserve"> </w:t>
       </w:r>
       <w:r>
-        <w:t xml:space="preserve">1.986</w:t>
+        <w:t xml:space="preserve">1.9699</w:t>
       </w:r>
     </w:p>
-    <w:bookmarkEnd w:id="28"/>
-    <w:bookmarkStart w:id="31" w:name="X21bd200e1ee091285d639e6023f1699b547d808"/>
+    <w:bookmarkEnd w:id="17"/>
+    <w:bookmarkStart w:id="20" w:name="X21bd200e1ee091285d639e6023f1699b547d808"/>
     <w:p>
       <w:pPr>
         <w:pStyle w:val="Heading3"/>
@@ -8533,7 +8599,7 @@
         <w:t xml:space="preserve"> </w:t>
       </w:r>
       <w:r>
-        <w:t xml:space="preserve">array([1.00075321]) and coefficients</w:t>
+        <w:t xml:space="preserve">array([1.02453214]) and coefficients</w:t>
       </w:r>
       <w:r>
         <w:t xml:space="preserve"> </w:t>
@@ -8562,7 +8628,7 @@
         <w:t xml:space="preserve"> </w:t>
       </w:r>
       <w:r>
-        <w:t xml:space="preserve">array([2.92946282]), and</w:t>
+        <w:t xml:space="preserve">array([2.94907194]), and</w:t>
       </w:r>
       <w:r>
         <w:t xml:space="preserve"> </w:t>
@@ -8591,7 +8657,7 @@
         <w:t xml:space="preserve"> </w:t>
       </w:r>
       <w:r>
-        <w:t xml:space="preserve">array([1.98019614])</w:t>
+        <w:t xml:space="preserve">array([1.92842299])</w:t>
       </w:r>
     </w:p>
     <w:p>
@@ -8604,7 +8670,7 @@
       <w:r>
         <w:t xml:space="preserve"> </w:t>
       </w:r>
-      <w:hyperlink r:id="rId29">
+      <w:hyperlink r:id="rId18">
         <w:r>
           <w:rPr>
             <w:rStyle w:val="Hyperlink"/>
@@ -8671,8 +8737,8 @@
         <w:t xml:space="preserve"> </w:t>
       </w:r>
     </w:p>
-    <w:bookmarkStart w:id="30" w:name="fb-root"/>
-    <w:bookmarkEnd w:id="30"/>
+    <w:bookmarkStart w:id="19" w:name="fb-root"/>
+    <w:bookmarkEnd w:id="19"/>
     <w:p>
       <w:pPr>
         <w:pStyle w:val="BodyText"/>
@@ -8685,8 +8751,8 @@
         <w:t xml:space="preserve">You may also like</w:t>
       </w:r>
     </w:p>
-    <w:bookmarkEnd w:id="31"/>
-    <w:bookmarkEnd w:id="32"/>
+    <w:bookmarkEnd w:id="20"/>
+    <w:bookmarkEnd w:id="21"/>
     <w:sectPr>
       <w:footnotePr>
         <w:numRestart w:val="eachSect"/>
@@ -9032,10 +9098,10 @@
   <w:docDefaults>
     <w:rPrDefault>
       <w:rPr>
-        <w:rFonts w:asciiTheme="minorHAnsi" w:cstheme="minorBidi" w:eastAsiaTheme="minorHAnsi" w:hAnsiTheme="minorHAnsi"/>
+        <w:rFonts w:asciiTheme="minorHAnsi" w:cstheme="minorBidi" w:eastAsiaTheme="minorEastAsia" w:hAnsiTheme="minorHAnsi"/>
         <w:sz w:val="24"/>
         <w:szCs w:val="24"/>
-        <w:lang w:bidi="ar-SA" w:eastAsia="en-US" w:val="en-US"/>
+        <w:lang w:bidi="ar-SA" w:eastAsia="zh-CN" w:val="en-US"/>
       </w:rPr>
     </w:rPrDefault>
     <w:pPrDefault>
@@ -9576,13 +9642,6 @@
       </w:tblCellMar>
     </w:tblPr>
     <w:tblStylePr w:type="firstRow">
-      <w:tblPr>
-        <w:jc w:val="left"/>
-        <w:tblInd w:type="dxa" w:w="0"/>
-      </w:tblPr>
-      <w:trPr>
-        <w:jc w:val="left"/>
-      </w:trPr>
       <w:tcPr>
         <w:tcBorders>
           <w:bottom w:val="single"/>

--- a/posts/multiplelinreg/index.docx
+++ b/posts/multiplelinreg/index.docx
@@ -4294,7 +4294,7 @@
         <w:t xml:space="preserve"> </w:t>
       </w:r>
       <w:r>
-        <w:t xml:space="preserve">0.9748 and coefficients</w:t>
+        <w:t xml:space="preserve">0.9536 and coefficients</w:t>
       </w:r>
       <w:r>
         <w:t xml:space="preserve"> </w:t>
@@ -4323,7 +4323,7 @@
         <w:t xml:space="preserve"> </w:t>
       </w:r>
       <w:r>
-        <w:t xml:space="preserve">2.995, and</w:t>
+        <w:t xml:space="preserve">2.9564, and</w:t>
       </w:r>
       <w:r>
         <w:t xml:space="preserve"> </w:t>
@@ -4352,7 +4352,7 @@
         <w:t xml:space="preserve"> </w:t>
       </w:r>
       <w:r>
-        <w:t xml:space="preserve">1.9706</w:t>
+        <w:t xml:space="preserve">2.0176</w:t>
       </w:r>
     </w:p>
     <w:bookmarkEnd w:id="15"/>
@@ -5202,7 +5202,7 @@
         <w:t xml:space="preserve"> </w:t>
       </w:r>
       <w:r>
-        <w:t xml:space="preserve">0.9748 and coefficients</w:t>
+        <w:t xml:space="preserve">0.9536 and coefficients</w:t>
       </w:r>
       <w:r>
         <w:t xml:space="preserve"> </w:t>
@@ -5231,7 +5231,7 @@
         <w:t xml:space="preserve"> </w:t>
       </w:r>
       <w:r>
-        <w:t xml:space="preserve">2.995, and</w:t>
+        <w:t xml:space="preserve">2.9564, and</w:t>
       </w:r>
       <w:r>
         <w:t xml:space="preserve"> </w:t>
@@ -5260,7 +5260,7 @@
         <w:t xml:space="preserve"> </w:t>
       </w:r>
       <w:r>
-        <w:t xml:space="preserve">1.9706</w:t>
+        <w:t xml:space="preserve">2.0176</w:t>
       </w:r>
     </w:p>
     <w:bookmarkEnd w:id="16"/>
@@ -6476,7 +6476,7 @@
         <w:t xml:space="preserve"> </w:t>
       </w:r>
       <w:r>
-        <w:t xml:space="preserve">np.float64(0.9745) and coefficients</w:t>
+        <w:t xml:space="preserve">np.float64(0.9536) and coefficients</w:t>
       </w:r>
       <w:r>
         <w:t xml:space="preserve"> </w:t>
@@ -6505,7 +6505,7 @@
         <w:t xml:space="preserve"> </w:t>
       </w:r>
       <w:r>
-        <w:t xml:space="preserve">2.9936, and</w:t>
+        <w:t xml:space="preserve">2.9557, and</w:t>
       </w:r>
       <w:r>
         <w:t xml:space="preserve"> </w:t>
@@ -6534,7 +6534,7 @@
         <w:t xml:space="preserve"> </w:t>
       </w:r>
       <w:r>
-        <w:t xml:space="preserve">1.9699</w:t>
+        <w:t xml:space="preserve">2.017</w:t>
       </w:r>
     </w:p>
     <w:bookmarkEnd w:id="17"/>
@@ -8599,7 +8599,7 @@
         <w:t xml:space="preserve"> </w:t>
       </w:r>
       <w:r>
-        <w:t xml:space="preserve">array([1.02453214]) and coefficients</w:t>
+        <w:t xml:space="preserve">array([0.93053857]) and coefficients</w:t>
       </w:r>
       <w:r>
         <w:t xml:space="preserve"> </w:t>
@@ -8628,7 +8628,7 @@
         <w:t xml:space="preserve"> </w:t>
       </w:r>
       <w:r>
-        <w:t xml:space="preserve">array([2.94907194]), and</w:t>
+        <w:t xml:space="preserve">array([2.97735948]), and</w:t>
       </w:r>
       <w:r>
         <w:t xml:space="preserve"> </w:t>
@@ -8657,7 +8657,7 @@
         <w:t xml:space="preserve"> </w:t>
       </w:r>
       <w:r>
-        <w:t xml:space="preserve">array([1.92842299])</w:t>
+        <w:t xml:space="preserve">array([2.0031311])</w:t>
       </w:r>
     </w:p>
     <w:p>

--- a/posts/multiplelinreg/index.docx
+++ b/posts/multiplelinreg/index.docx
@@ -4294,7 +4294,7 @@
         <w:t xml:space="preserve"> </w:t>
       </w:r>
       <w:r>
-        <w:t xml:space="preserve">0.9536 and coefficients</w:t>
+        <w:t xml:space="preserve">1.0266 and coefficients</w:t>
       </w:r>
       <w:r>
         <w:t xml:space="preserve"> </w:t>
@@ -4323,7 +4323,7 @@
         <w:t xml:space="preserve"> </w:t>
       </w:r>
       <w:r>
-        <w:t xml:space="preserve">2.9564, and</w:t>
+        <w:t xml:space="preserve">3.0152, and</w:t>
       </w:r>
       <w:r>
         <w:t xml:space="preserve"> </w:t>
@@ -4352,7 +4352,7 @@
         <w:t xml:space="preserve"> </w:t>
       </w:r>
       <w:r>
-        <w:t xml:space="preserve">2.0176</w:t>
+        <w:t xml:space="preserve">2.0024</w:t>
       </w:r>
     </w:p>
     <w:bookmarkEnd w:id="15"/>
@@ -5202,7 +5202,7 @@
         <w:t xml:space="preserve"> </w:t>
       </w:r>
       <w:r>
-        <w:t xml:space="preserve">0.9536 and coefficients</w:t>
+        <w:t xml:space="preserve">1.0266 and coefficients</w:t>
       </w:r>
       <w:r>
         <w:t xml:space="preserve"> </w:t>
@@ -5231,7 +5231,7 @@
         <w:t xml:space="preserve"> </w:t>
       </w:r>
       <w:r>
-        <w:t xml:space="preserve">2.9564, and</w:t>
+        <w:t xml:space="preserve">3.0152, and</w:t>
       </w:r>
       <w:r>
         <w:t xml:space="preserve"> </w:t>
@@ -5260,7 +5260,7 @@
         <w:t xml:space="preserve"> </w:t>
       </w:r>
       <w:r>
-        <w:t xml:space="preserve">2.0176</w:t>
+        <w:t xml:space="preserve">2.0024</w:t>
       </w:r>
     </w:p>
     <w:bookmarkEnd w:id="16"/>
@@ -6476,7 +6476,7 @@
         <w:t xml:space="preserve"> </w:t>
       </w:r>
       <w:r>
-        <w:t xml:space="preserve">np.float64(0.9536) and coefficients</w:t>
+        <w:t xml:space="preserve">np.float64(1.026) and coefficients</w:t>
       </w:r>
       <w:r>
         <w:t xml:space="preserve"> </w:t>
@@ -6505,7 +6505,7 @@
         <w:t xml:space="preserve"> </w:t>
       </w:r>
       <w:r>
-        <w:t xml:space="preserve">2.9557, and</w:t>
+        <w:t xml:space="preserve">3.014, and</w:t>
       </w:r>
       <w:r>
         <w:t xml:space="preserve"> </w:t>
@@ -6534,7 +6534,7 @@
         <w:t xml:space="preserve"> </w:t>
       </w:r>
       <w:r>
-        <w:t xml:space="preserve">2.017</w:t>
+        <w:t xml:space="preserve">2.002</w:t>
       </w:r>
     </w:p>
     <w:bookmarkEnd w:id="17"/>
@@ -8599,7 +8599,7 @@
         <w:t xml:space="preserve"> </w:t>
       </w:r>
       <w:r>
-        <w:t xml:space="preserve">array([0.93053857]) and coefficients</w:t>
+        <w:t xml:space="preserve">array([1.01854825]) and coefficients</w:t>
       </w:r>
       <w:r>
         <w:t xml:space="preserve"> </w:t>
@@ -8628,7 +8628,7 @@
         <w:t xml:space="preserve"> </w:t>
       </w:r>
       <w:r>
-        <w:t xml:space="preserve">array([2.97735948]), and</w:t>
+        <w:t xml:space="preserve">array([3.00315285]), and</w:t>
       </w:r>
       <w:r>
         <w:t xml:space="preserve"> </w:t>
@@ -8657,7 +8657,7 @@
         <w:t xml:space="preserve"> </w:t>
       </w:r>
       <w:r>
-        <w:t xml:space="preserve">array([2.0031311])</w:t>
+        <w:t xml:space="preserve">array([2.02496236])</w:t>
       </w:r>
     </w:p>
     <w:p>

--- a/posts/multiplelinreg/index.docx
+++ b/posts/multiplelinreg/index.docx
@@ -4294,7 +4294,7 @@
         <w:t xml:space="preserve"> </w:t>
       </w:r>
       <w:r>
-        <w:t xml:space="preserve">1.0266 and coefficients</w:t>
+        <w:t xml:space="preserve">1.0257 and coefficients</w:t>
       </w:r>
       <w:r>
         <w:t xml:space="preserve"> </w:t>
@@ -4323,7 +4323,7 @@
         <w:t xml:space="preserve"> </w:t>
       </w:r>
       <w:r>
-        <w:t xml:space="preserve">3.0152, and</w:t>
+        <w:t xml:space="preserve">3.0238, and</w:t>
       </w:r>
       <w:r>
         <w:t xml:space="preserve"> </w:t>
@@ -4352,7 +4352,7 @@
         <w:t xml:space="preserve"> </w:t>
       </w:r>
       <w:r>
-        <w:t xml:space="preserve">2.0024</w:t>
+        <w:t xml:space="preserve">1.9797</w:t>
       </w:r>
     </w:p>
     <w:bookmarkEnd w:id="15"/>
@@ -5202,7 +5202,7 @@
         <w:t xml:space="preserve"> </w:t>
       </w:r>
       <w:r>
-        <w:t xml:space="preserve">1.0266 and coefficients</w:t>
+        <w:t xml:space="preserve">1.0257 and coefficients</w:t>
       </w:r>
       <w:r>
         <w:t xml:space="preserve"> </w:t>
@@ -5231,7 +5231,7 @@
         <w:t xml:space="preserve"> </w:t>
       </w:r>
       <w:r>
-        <w:t xml:space="preserve">3.0152, and</w:t>
+        <w:t xml:space="preserve">3.0238, and</w:t>
       </w:r>
       <w:r>
         <w:t xml:space="preserve"> </w:t>
@@ -5260,7 +5260,7 @@
         <w:t xml:space="preserve"> </w:t>
       </w:r>
       <w:r>
-        <w:t xml:space="preserve">2.0024</w:t>
+        <w:t xml:space="preserve">1.9797</w:t>
       </w:r>
     </w:p>
     <w:bookmarkEnd w:id="16"/>
@@ -6476,7 +6476,7 @@
         <w:t xml:space="preserve"> </w:t>
       </w:r>
       <w:r>
-        <w:t xml:space="preserve">np.float64(1.026) and coefficients</w:t>
+        <w:t xml:space="preserve">np.float64(1.0256) and coefficients</w:t>
       </w:r>
       <w:r>
         <w:t xml:space="preserve"> </w:t>
@@ -6505,7 +6505,7 @@
         <w:t xml:space="preserve"> </w:t>
       </w:r>
       <w:r>
-        <w:t xml:space="preserve">3.014, and</w:t>
+        <w:t xml:space="preserve">3.0233, and</w:t>
       </w:r>
       <w:r>
         <w:t xml:space="preserve"> </w:t>
@@ -6534,7 +6534,7 @@
         <w:t xml:space="preserve"> </w:t>
       </w:r>
       <w:r>
-        <w:t xml:space="preserve">2.002</w:t>
+        <w:t xml:space="preserve">1.9793</w:t>
       </w:r>
     </w:p>
     <w:bookmarkEnd w:id="17"/>
@@ -8599,7 +8599,7 @@
         <w:t xml:space="preserve"> </w:t>
       </w:r>
       <w:r>
-        <w:t xml:space="preserve">array([1.01854825]) and coefficients</w:t>
+        <w:t xml:space="preserve">array([1.00887704]) and coefficients</w:t>
       </w:r>
       <w:r>
         <w:t xml:space="preserve"> </w:t>
@@ -8628,7 +8628,7 @@
         <w:t xml:space="preserve"> </w:t>
       </w:r>
       <w:r>
-        <w:t xml:space="preserve">array([3.00315285]), and</w:t>
+        <w:t xml:space="preserve">array([3.00115156]), and</w:t>
       </w:r>
       <w:r>
         <w:t xml:space="preserve"> </w:t>
@@ -8657,7 +8657,7 @@
         <w:t xml:space="preserve"> </w:t>
       </w:r>
       <w:r>
-        <w:t xml:space="preserve">array([2.02496236])</w:t>
+        <w:t xml:space="preserve">array([1.95377369])</w:t>
       </w:r>
     </w:p>
     <w:p>

--- a/posts/multiplelinreg/index.docx
+++ b/posts/multiplelinreg/index.docx
@@ -4294,7 +4294,7 @@
         <w:t xml:space="preserve"> </w:t>
       </w:r>
       <w:r>
-        <w:t xml:space="preserve">1.0257 and coefficients</w:t>
+        <w:t xml:space="preserve">1.0134 and coefficients</w:t>
       </w:r>
       <w:r>
         <w:t xml:space="preserve"> </w:t>
@@ -4323,7 +4323,7 @@
         <w:t xml:space="preserve"> </w:t>
       </w:r>
       <w:r>
-        <w:t xml:space="preserve">3.0238, and</w:t>
+        <w:t xml:space="preserve">3.0082, and</w:t>
       </w:r>
       <w:r>
         <w:t xml:space="preserve"> </w:t>
@@ -4352,7 +4352,7 @@
         <w:t xml:space="preserve"> </w:t>
       </w:r>
       <w:r>
-        <w:t xml:space="preserve">1.9797</w:t>
+        <w:t xml:space="preserve">1.9492</w:t>
       </w:r>
     </w:p>
     <w:bookmarkEnd w:id="15"/>
@@ -5202,7 +5202,7 @@
         <w:t xml:space="preserve"> </w:t>
       </w:r>
       <w:r>
-        <w:t xml:space="preserve">1.0257 and coefficients</w:t>
+        <w:t xml:space="preserve">1.0134 and coefficients</w:t>
       </w:r>
       <w:r>
         <w:t xml:space="preserve"> </w:t>
@@ -5231,7 +5231,7 @@
         <w:t xml:space="preserve"> </w:t>
       </w:r>
       <w:r>
-        <w:t xml:space="preserve">3.0238, and</w:t>
+        <w:t xml:space="preserve">3.0082, and</w:t>
       </w:r>
       <w:r>
         <w:t xml:space="preserve"> </w:t>
@@ -5260,7 +5260,7 @@
         <w:t xml:space="preserve"> </w:t>
       </w:r>
       <w:r>
-        <w:t xml:space="preserve">1.9797</w:t>
+        <w:t xml:space="preserve">1.9492</w:t>
       </w:r>
     </w:p>
     <w:bookmarkEnd w:id="16"/>
@@ -6476,7 +6476,7 @@
         <w:t xml:space="preserve"> </w:t>
       </w:r>
       <w:r>
-        <w:t xml:space="preserve">np.float64(1.0256) and coefficients</w:t>
+        <w:t xml:space="preserve">np.float64(1.0128) and coefficients</w:t>
       </w:r>
       <w:r>
         <w:t xml:space="preserve"> </w:t>
@@ -6505,7 +6505,7 @@
         <w:t xml:space="preserve"> </w:t>
       </w:r>
       <w:r>
-        <w:t xml:space="preserve">3.0233, and</w:t>
+        <w:t xml:space="preserve">3.0074, and</w:t>
       </w:r>
       <w:r>
         <w:t xml:space="preserve"> </w:t>
@@ -6534,7 +6534,7 @@
         <w:t xml:space="preserve"> </w:t>
       </w:r>
       <w:r>
-        <w:t xml:space="preserve">1.9793</w:t>
+        <w:t xml:space="preserve">1.9484</w:t>
       </w:r>
     </w:p>
     <w:bookmarkEnd w:id="17"/>
@@ -8599,7 +8599,7 @@
         <w:t xml:space="preserve"> </w:t>
       </w:r>
       <w:r>
-        <w:t xml:space="preserve">array([1.00887704]) and coefficients</w:t>
+        <w:t xml:space="preserve">array([0.981587]) and coefficients</w:t>
       </w:r>
       <w:r>
         <w:t xml:space="preserve"> </w:t>
@@ -8628,7 +8628,7 @@
         <w:t xml:space="preserve"> </w:t>
       </w:r>
       <w:r>
-        <w:t xml:space="preserve">array([3.00115156]), and</w:t>
+        <w:t xml:space="preserve">array([2.97140994]), and</w:t>
       </w:r>
       <w:r>
         <w:t xml:space="preserve"> </w:t>
@@ -8657,7 +8657,7 @@
         <w:t xml:space="preserve"> </w:t>
       </w:r>
       <w:r>
-        <w:t xml:space="preserve">array([1.95377369])</w:t>
+        <w:t xml:space="preserve">array([1.94622037])</w:t>
       </w:r>
     </w:p>
     <w:p>

--- a/posts/multiplelinreg/index.docx
+++ b/posts/multiplelinreg/index.docx
@@ -4294,7 +4294,7 @@
         <w:t xml:space="preserve"> </w:t>
       </w:r>
       <w:r>
-        <w:t xml:space="preserve">1.0134 and coefficients</w:t>
+        <w:t xml:space="preserve">0.9919 and coefficients</w:t>
       </w:r>
       <w:r>
         <w:t xml:space="preserve"> </w:t>
@@ -4323,7 +4323,7 @@
         <w:t xml:space="preserve"> </w:t>
       </w:r>
       <w:r>
-        <w:t xml:space="preserve">3.0082, and</w:t>
+        <w:t xml:space="preserve">2.9992, and</w:t>
       </w:r>
       <w:r>
         <w:t xml:space="preserve"> </w:t>
@@ -4352,7 +4352,7 @@
         <w:t xml:space="preserve"> </w:t>
       </w:r>
       <w:r>
-        <w:t xml:space="preserve">1.9492</w:t>
+        <w:t xml:space="preserve">1.9697</w:t>
       </w:r>
     </w:p>
     <w:bookmarkEnd w:id="15"/>
@@ -5202,7 +5202,7 @@
         <w:t xml:space="preserve"> </w:t>
       </w:r>
       <w:r>
-        <w:t xml:space="preserve">1.0134 and coefficients</w:t>
+        <w:t xml:space="preserve">0.9919 and coefficients</w:t>
       </w:r>
       <w:r>
         <w:t xml:space="preserve"> </w:t>
@@ -5231,7 +5231,7 @@
         <w:t xml:space="preserve"> </w:t>
       </w:r>
       <w:r>
-        <w:t xml:space="preserve">3.0082, and</w:t>
+        <w:t xml:space="preserve">2.9992, and</w:t>
       </w:r>
       <w:r>
         <w:t xml:space="preserve"> </w:t>
@@ -5260,7 +5260,7 @@
         <w:t xml:space="preserve"> </w:t>
       </w:r>
       <w:r>
-        <w:t xml:space="preserve">1.9492</w:t>
+        <w:t xml:space="preserve">1.9697</w:t>
       </w:r>
     </w:p>
     <w:bookmarkEnd w:id="16"/>
@@ -6476,7 +6476,7 @@
         <w:t xml:space="preserve"> </w:t>
       </w:r>
       <w:r>
-        <w:t xml:space="preserve">np.float64(1.0128) and coefficients</w:t>
+        <w:t xml:space="preserve">np.float64(0.9917) and coefficients</w:t>
       </w:r>
       <w:r>
         <w:t xml:space="preserve"> </w:t>
@@ -6505,7 +6505,7 @@
         <w:t xml:space="preserve"> </w:t>
       </w:r>
       <w:r>
-        <w:t xml:space="preserve">3.0074, and</w:t>
+        <w:t xml:space="preserve">2.998, and</w:t>
       </w:r>
       <w:r>
         <w:t xml:space="preserve"> </w:t>
@@ -6534,7 +6534,7 @@
         <w:t xml:space="preserve"> </w:t>
       </w:r>
       <w:r>
-        <w:t xml:space="preserve">1.9484</w:t>
+        <w:t xml:space="preserve">1.9692</w:t>
       </w:r>
     </w:p>
     <w:bookmarkEnd w:id="17"/>
@@ -8599,7 +8599,7 @@
         <w:t xml:space="preserve"> </w:t>
       </w:r>
       <w:r>
-        <w:t xml:space="preserve">array([0.981587]) and coefficients</w:t>
+        <w:t xml:space="preserve">array([1.01924013]) and coefficients</w:t>
       </w:r>
       <w:r>
         <w:t xml:space="preserve"> </w:t>
@@ -8628,7 +8628,7 @@
         <w:t xml:space="preserve"> </w:t>
       </w:r>
       <w:r>
-        <w:t xml:space="preserve">array([2.97140994]), and</w:t>
+        <w:t xml:space="preserve">array([3.01032292]), and</w:t>
       </w:r>
       <w:r>
         <w:t xml:space="preserve"> </w:t>
@@ -8657,7 +8657,7 @@
         <w:t xml:space="preserve"> </w:t>
       </w:r>
       <w:r>
-        <w:t xml:space="preserve">array([1.94622037])</w:t>
+        <w:t xml:space="preserve">array([1.95978403])</w:t>
       </w:r>
     </w:p>
     <w:p>

--- a/posts/multiplelinreg/index.docx
+++ b/posts/multiplelinreg/index.docx
@@ -4294,7 +4294,7 @@
         <w:t xml:space="preserve"> </w:t>
       </w:r>
       <w:r>
-        <w:t xml:space="preserve">0.9919 and coefficients</w:t>
+        <w:t xml:space="preserve">1.0228 and coefficients</w:t>
       </w:r>
       <w:r>
         <w:t xml:space="preserve"> </w:t>
@@ -4323,7 +4323,7 @@
         <w:t xml:space="preserve"> </w:t>
       </w:r>
       <w:r>
-        <w:t xml:space="preserve">2.9992, and</w:t>
+        <w:t xml:space="preserve">3.0247, and</w:t>
       </w:r>
       <w:r>
         <w:t xml:space="preserve"> </w:t>
@@ -4352,7 +4352,7 @@
         <w:t xml:space="preserve"> </w:t>
       </w:r>
       <w:r>
-        <w:t xml:space="preserve">1.9697</w:t>
+        <w:t xml:space="preserve">2.0135</w:t>
       </w:r>
     </w:p>
     <w:bookmarkEnd w:id="15"/>
@@ -5202,7 +5202,7 @@
         <w:t xml:space="preserve"> </w:t>
       </w:r>
       <w:r>
-        <w:t xml:space="preserve">0.9919 and coefficients</w:t>
+        <w:t xml:space="preserve">1.0228 and coefficients</w:t>
       </w:r>
       <w:r>
         <w:t xml:space="preserve"> </w:t>
@@ -5231,7 +5231,7 @@
         <w:t xml:space="preserve"> </w:t>
       </w:r>
       <w:r>
-        <w:t xml:space="preserve">2.9992, and</w:t>
+        <w:t xml:space="preserve">3.0247, and</w:t>
       </w:r>
       <w:r>
         <w:t xml:space="preserve"> </w:t>
@@ -5260,7 +5260,7 @@
         <w:t xml:space="preserve"> </w:t>
       </w:r>
       <w:r>
-        <w:t xml:space="preserve">1.9697</w:t>
+        <w:t xml:space="preserve">2.0135</w:t>
       </w:r>
     </w:p>
     <w:bookmarkEnd w:id="16"/>
@@ -6476,7 +6476,7 @@
         <w:t xml:space="preserve"> </w:t>
       </w:r>
       <w:r>
-        <w:t xml:space="preserve">np.float64(0.9917) and coefficients</w:t>
+        <w:t xml:space="preserve">np.float64(1.0219) and coefficients</w:t>
       </w:r>
       <w:r>
         <w:t xml:space="preserve"> </w:t>
@@ -6505,7 +6505,7 @@
         <w:t xml:space="preserve"> </w:t>
       </w:r>
       <w:r>
-        <w:t xml:space="preserve">2.998, and</w:t>
+        <w:t xml:space="preserve">3.0239, and</w:t>
       </w:r>
       <w:r>
         <w:t xml:space="preserve"> </w:t>
@@ -6534,7 +6534,7 @@
         <w:t xml:space="preserve"> </w:t>
       </w:r>
       <w:r>
-        <w:t xml:space="preserve">1.9692</w:t>
+        <w:t xml:space="preserve">2.0127</w:t>
       </w:r>
     </w:p>
     <w:bookmarkEnd w:id="17"/>
@@ -8599,7 +8599,7 @@
         <w:t xml:space="preserve"> </w:t>
       </w:r>
       <w:r>
-        <w:t xml:space="preserve">array([1.01924013]) and coefficients</w:t>
+        <w:t xml:space="preserve">array([1.04204036]) and coefficients</w:t>
       </w:r>
       <w:r>
         <w:t xml:space="preserve"> </w:t>
@@ -8628,7 +8628,7 @@
         <w:t xml:space="preserve"> </w:t>
       </w:r>
       <w:r>
-        <w:t xml:space="preserve">array([3.01032292]), and</w:t>
+        <w:t xml:space="preserve">array([3.02645172]), and</w:t>
       </w:r>
       <w:r>
         <w:t xml:space="preserve"> </w:t>
@@ -8657,7 +8657,7 @@
         <w:t xml:space="preserve"> </w:t>
       </w:r>
       <w:r>
-        <w:t xml:space="preserve">array([1.95978403])</w:t>
+        <w:t xml:space="preserve">array([1.98662949])</w:t>
       </w:r>
     </w:p>
     <w:p>

--- a/posts/multiplelinreg/index.docx
+++ b/posts/multiplelinreg/index.docx
@@ -3861,7 +3861,7 @@
     </w:p>
     <w:bookmarkEnd w:id="12"/>
     <w:bookmarkEnd w:id="13"/>
-    <w:bookmarkStart w:id="21" w:name="python-execution"/>
+    <w:bookmarkStart w:id="20" w:name="python-execution"/>
     <w:p>
       <w:pPr>
         <w:pStyle w:val="Heading2"/>
@@ -4294,7 +4294,7 @@
         <w:t xml:space="preserve"> </w:t>
       </w:r>
       <w:r>
-        <w:t xml:space="preserve">1.0228 and coefficients</w:t>
+        <w:t xml:space="preserve">0.9416 and coefficients</w:t>
       </w:r>
       <w:r>
         <w:t xml:space="preserve"> </w:t>
@@ -4323,7 +4323,7 @@
         <w:t xml:space="preserve"> </w:t>
       </w:r>
       <w:r>
-        <w:t xml:space="preserve">3.0247, and</w:t>
+        <w:t xml:space="preserve">3.057, and</w:t>
       </w:r>
       <w:r>
         <w:t xml:space="preserve"> </w:t>
@@ -4352,7 +4352,7 @@
         <w:t xml:space="preserve"> </w:t>
       </w:r>
       <w:r>
-        <w:t xml:space="preserve">2.0135</w:t>
+        <w:t xml:space="preserve">1.9632</w:t>
       </w:r>
     </w:p>
     <w:bookmarkEnd w:id="15"/>
@@ -5202,7 +5202,7 @@
         <w:t xml:space="preserve"> </w:t>
       </w:r>
       <w:r>
-        <w:t xml:space="preserve">1.0228 and coefficients</w:t>
+        <w:t xml:space="preserve">0.9416 and coefficients</w:t>
       </w:r>
       <w:r>
         <w:t xml:space="preserve"> </w:t>
@@ -5231,7 +5231,7 @@
         <w:t xml:space="preserve"> </w:t>
       </w:r>
       <w:r>
-        <w:t xml:space="preserve">3.0247, and</w:t>
+        <w:t xml:space="preserve">3.057, and</w:t>
       </w:r>
       <w:r>
         <w:t xml:space="preserve"> </w:t>
@@ -5260,7 +5260,7 @@
         <w:t xml:space="preserve"> </w:t>
       </w:r>
       <w:r>
-        <w:t xml:space="preserve">2.0135</w:t>
+        <w:t xml:space="preserve">1.9632</w:t>
       </w:r>
     </w:p>
     <w:bookmarkEnd w:id="16"/>
@@ -6476,7 +6476,7 @@
         <w:t xml:space="preserve"> </w:t>
       </w:r>
       <w:r>
-        <w:t xml:space="preserve">np.float64(1.0219) and coefficients</w:t>
+        <w:t xml:space="preserve">np.float64(0.9416) and coefficients</w:t>
       </w:r>
       <w:r>
         <w:t xml:space="preserve"> </w:t>
@@ -6505,7 +6505,7 @@
         <w:t xml:space="preserve"> </w:t>
       </w:r>
       <w:r>
-        <w:t xml:space="preserve">3.0239, and</w:t>
+        <w:t xml:space="preserve">3.0565, and</w:t>
       </w:r>
       <w:r>
         <w:t xml:space="preserve"> </w:t>
@@ -6534,11 +6534,11 @@
         <w:t xml:space="preserve"> </w:t>
       </w:r>
       <w:r>
-        <w:t xml:space="preserve">2.0127</w:t>
+        <w:t xml:space="preserve">1.963</w:t>
       </w:r>
     </w:p>
     <w:bookmarkEnd w:id="17"/>
-    <w:bookmarkStart w:id="20" w:name="X21bd200e1ee091285d639e6023f1699b547d808"/>
+    <w:bookmarkStart w:id="19" w:name="X21bd200e1ee091285d639e6023f1699b547d808"/>
     <w:p>
       <w:pPr>
         <w:pStyle w:val="Heading3"/>
@@ -8599,7 +8599,7 @@
         <w:t xml:space="preserve"> </w:t>
       </w:r>
       <w:r>
-        <w:t xml:space="preserve">array([1.04204036]) and coefficients</w:t>
+        <w:t xml:space="preserve">array([0.96761901]) and coefficients</w:t>
       </w:r>
       <w:r>
         <w:t xml:space="preserve"> </w:t>
@@ -8628,7 +8628,7 @@
         <w:t xml:space="preserve"> </w:t>
       </w:r>
       <w:r>
-        <w:t xml:space="preserve">array([3.02645172]), and</w:t>
+        <w:t xml:space="preserve">array([3.00415064]), and</w:t>
       </w:r>
       <w:r>
         <w:t xml:space="preserve"> </w:t>
@@ -8657,7 +8657,7 @@
         <w:t xml:space="preserve"> </w:t>
       </w:r>
       <w:r>
-        <w:t xml:space="preserve">array([1.98662949])</w:t>
+        <w:t xml:space="preserve">array([1.9531359])</w:t>
       </w:r>
     </w:p>
     <w:p>
@@ -8695,64 +8695,11 @@
           <w:b/>
           <w:bCs/>
         </w:rPr>
-        <w:t xml:space="preserve">Share on</w:t>
+        <w:t xml:space="preserve">You may also like</w:t>
       </w:r>
     </w:p>
-    <w:p>
-      <w:pPr>
-        <w:pStyle w:val="BodyText"/>
-      </w:pPr>
-    </w:p>
-    <w:p>
-      <w:pPr>
-        <w:pStyle w:val="BodyText"/>
-      </w:pPr>
-      <w:r>
-        <w:t xml:space="preserve"> </w:t>
-      </w:r>
-    </w:p>
-    <w:p>
-      <w:pPr>
-        <w:pStyle w:val="BodyText"/>
-      </w:pPr>
-    </w:p>
-    <w:p>
-      <w:pPr>
-        <w:pStyle w:val="BodyText"/>
-      </w:pPr>
-      <w:r>
-        <w:t xml:space="preserve"> </w:t>
-      </w:r>
-    </w:p>
-    <w:p>
-      <w:pPr>
-        <w:pStyle w:val="BodyText"/>
-      </w:pPr>
-    </w:p>
-    <w:p>
-      <w:pPr>
-        <w:pStyle w:val="BodyText"/>
-      </w:pPr>
-      <w:r>
-        <w:t xml:space="preserve"> </w:t>
-      </w:r>
-    </w:p>
-    <w:bookmarkStart w:id="19" w:name="fb-root"/>
     <w:bookmarkEnd w:id="19"/>
-    <w:p>
-      <w:pPr>
-        <w:pStyle w:val="BodyText"/>
-      </w:pPr>
-      <w:r>
-        <w:rPr>
-          <w:b/>
-          <w:bCs/>
-        </w:rPr>
-        <w:t xml:space="preserve">You may also like</w:t>
-      </w:r>
-    </w:p>
     <w:bookmarkEnd w:id="20"/>
-    <w:bookmarkEnd w:id="21"/>
     <w:sectPr>
       <w:footnotePr>
         <w:numRestart w:val="eachSect"/>
